--- a/downloads/teacher/04 Units/Unit 01 - Nutrition and Wellness - Kitchen Skills and Smart Eating/Lesson 01.19 - Peer Math Check and MyPlate Check.docx
+++ b/downloads/teacher/04 Units/Unit 01 - Nutrition and Wellness - Kitchen Skills and Smart Eating/Lesson 01.19 - Peer Math Check and MyPlate Check.docx
@@ -242,23 +242,41 @@
       <w:r>
         <w:t xml:space="preserve">By the end of this lesson, students will be able to:</w:t>
       </w:r>
-      <w:r>
-        <w:t xml:space="preserve"> </w:t>
-      </w:r>
-      <w:r>
-        <w:t xml:space="preserve">1. (Low) Given another team’s plan sheet, recalculate every line and the running total and mark each line correct or corrected.</w:t>
-      </w:r>
-      <w:r>
-        <w:t xml:space="preserve"> </w:t>
-      </w:r>
-      <w:r>
-        <w:t xml:space="preserve">2. (Mid) Given another team’s plan, check the unit on every price, the $40 cap, and the MyPlate groups against the family card, and identify any line that fails.</w:t>
-      </w:r>
-      <w:r>
-        <w:t xml:space="preserve"> </w:t>
-      </w:r>
-      <w:r>
-        <w:t xml:space="preserve">3. (High) Given the checked plan, write two pieces of feedback (one thing done well, one specific change) that the other team can act on, then revise their own plan using the feedback they receive and explain what changed.</w:t>
+    </w:p>
+    <w:p>
+      <w:pPr>
+        <w:numPr>
+          <w:ilvl w:val="0"/>
+          <w:numId w:val="1002"/>
+        </w:numPr>
+        <w:pStyle w:val="Compact"/>
+      </w:pPr>
+      <w:r>
+        <w:t xml:space="preserve">(Low) Given another team’s plan sheet, recalculate every line and the running total and mark each line correct or corrected.</w:t>
+      </w:r>
+    </w:p>
+    <w:p>
+      <w:pPr>
+        <w:numPr>
+          <w:ilvl w:val="0"/>
+          <w:numId w:val="1002"/>
+        </w:numPr>
+        <w:pStyle w:val="Compact"/>
+      </w:pPr>
+      <w:r>
+        <w:t xml:space="preserve">(Mid) Given another team’s plan, check the unit on every price, the $40 cap, and the MyPlate groups against the family card, and identify any line that fails.</w:t>
+      </w:r>
+    </w:p>
+    <w:p>
+      <w:pPr>
+        <w:numPr>
+          <w:ilvl w:val="0"/>
+          <w:numId w:val="1002"/>
+        </w:numPr>
+        <w:pStyle w:val="Compact"/>
+      </w:pPr>
+      <w:r>
+        <w:t xml:space="preserve">(High) Given the checked plan, write two pieces of feedback (one thing done well, one specific change) that the other team can act on, then revise their own plan using the feedback they receive and explain what changed.</w:t>
       </w:r>
     </w:p>
     <w:p>
@@ -299,7 +317,7 @@
       <w:pPr>
         <w:numPr>
           <w:ilvl w:val="0"/>
-          <w:numId w:val="1002"/>
+          <w:numId w:val="1003"/>
         </w:numPr>
         <w:pStyle w:val="Compact"/>
       </w:pPr>
@@ -320,7 +338,7 @@
       <w:pPr>
         <w:numPr>
           <w:ilvl w:val="0"/>
-          <w:numId w:val="1002"/>
+          <w:numId w:val="1003"/>
         </w:numPr>
         <w:pStyle w:val="Compact"/>
       </w:pPr>
@@ -332,7 +350,7 @@
       <w:pPr>
         <w:numPr>
           <w:ilvl w:val="0"/>
-          <w:numId w:val="1002"/>
+          <w:numId w:val="1003"/>
         </w:numPr>
         <w:pStyle w:val="Compact"/>
       </w:pPr>
@@ -344,7 +362,7 @@
       <w:pPr>
         <w:numPr>
           <w:ilvl w:val="0"/>
-          <w:numId w:val="1002"/>
+          <w:numId w:val="1003"/>
         </w:numPr>
         <w:pStyle w:val="Compact"/>
       </w:pPr>
@@ -356,7 +374,7 @@
       <w:pPr>
         <w:numPr>
           <w:ilvl w:val="0"/>
-          <w:numId w:val="1002"/>
+          <w:numId w:val="1003"/>
         </w:numPr>
         <w:pStyle w:val="Compact"/>
       </w:pPr>
@@ -368,7 +386,7 @@
       <w:pPr>
         <w:numPr>
           <w:ilvl w:val="0"/>
-          <w:numId w:val="1002"/>
+          <w:numId w:val="1003"/>
         </w:numPr>
         <w:pStyle w:val="Compact"/>
       </w:pPr>
@@ -395,7 +413,7 @@
       <w:pPr>
         <w:numPr>
           <w:ilvl w:val="0"/>
-          <w:numId w:val="1002"/>
+          <w:numId w:val="1003"/>
         </w:numPr>
         <w:pStyle w:val="Compact"/>
       </w:pPr>
@@ -858,49 +876,85 @@
       <w:r>
         <w:t xml:space="preserve">Monitor understanding:</w:t>
       </w:r>
-      <w:r>
-        <w:t xml:space="preserve"> </w:t>
-      </w:r>
-      <w:r>
-        <w:t xml:space="preserve">- Which line did the running total go wrong on? What was the number before and after?</w:t>
-      </w:r>
-      <w:r>
-        <w:t xml:space="preserve"> </w:t>
-      </w:r>
-      <w:r>
-        <w:t xml:space="preserve">- The plan has a grain, a protein, and a vegetable. What is the fourth group, and is it on the plan?</w:t>
-      </w:r>
-      <w:r>
-        <w:t xml:space="preserve"> </w:t>
-      </w:r>
-      <w:r>
-        <w:t xml:space="preserve">- Their family card says low salt. Which item on their plan would you flag?</w:t>
-      </w:r>
-    </w:p>
-    <w:p>
-      <w:pPr>
-        <w:pStyle w:val="BodyText"/>
+    </w:p>
+    <w:p>
+      <w:pPr>
+        <w:numPr>
+          <w:ilvl w:val="0"/>
+          <w:numId w:val="1004"/>
+        </w:numPr>
+        <w:pStyle w:val="Compact"/>
+      </w:pPr>
+      <w:r>
+        <w:t xml:space="preserve">Which line did the running total go wrong on? What was the number before and after?</w:t>
+      </w:r>
+    </w:p>
+    <w:p>
+      <w:pPr>
+        <w:numPr>
+          <w:ilvl w:val="0"/>
+          <w:numId w:val="1004"/>
+        </w:numPr>
+        <w:pStyle w:val="Compact"/>
+      </w:pPr>
+      <w:r>
+        <w:t xml:space="preserve">The plan has a grain, a protein, and a vegetable. What is the fourth group, and is it on the plan?</w:t>
+      </w:r>
+    </w:p>
+    <w:p>
+      <w:pPr>
+        <w:numPr>
+          <w:ilvl w:val="0"/>
+          <w:numId w:val="1004"/>
+        </w:numPr>
+        <w:pStyle w:val="Compact"/>
+      </w:pPr>
+      <w:r>
+        <w:t xml:space="preserve">Their family card says low salt. Which item on their plan would you flag?</w:t>
+      </w:r>
+    </w:p>
+    <w:p>
+      <w:pPr>
+        <w:pStyle w:val="FirstParagraph"/>
       </w:pPr>
       <w:r>
         <w:t xml:space="preserve">Deepen learning:</w:t>
       </w:r>
-      <w:r>
-        <w:t xml:space="preserve"> </w:t>
-      </w:r>
-      <w:r>
-        <w:t xml:space="preserve">- Why does the rule say checkers mark and do not fix? What would the other team lose if you fixed it for them?</w:t>
-      </w:r>
-      <w:r>
-        <w:t xml:space="preserve"> </w:t>
-      </w:r>
-      <w:r>
-        <w:t xml:space="preserve">- When someone checks your work and finds a mistake, what do you feel first? What should you do second?</w:t>
-      </w:r>
-      <w:r>
-        <w:t xml:space="preserve"> </w:t>
-      </w:r>
-      <w:r>
-        <w:t xml:space="preserve">- Where else in life does a peer check happen? (A pharmacist double checks a prescription. A pilot and a copilot read the checklist together.)</w:t>
+    </w:p>
+    <w:p>
+      <w:pPr>
+        <w:numPr>
+          <w:ilvl w:val="0"/>
+          <w:numId w:val="1005"/>
+        </w:numPr>
+        <w:pStyle w:val="Compact"/>
+      </w:pPr>
+      <w:r>
+        <w:t xml:space="preserve">Why does the rule say checkers mark and do not fix? What would the other team lose if you fixed it for them?</w:t>
+      </w:r>
+    </w:p>
+    <w:p>
+      <w:pPr>
+        <w:numPr>
+          <w:ilvl w:val="0"/>
+          <w:numId w:val="1005"/>
+        </w:numPr>
+        <w:pStyle w:val="Compact"/>
+      </w:pPr>
+      <w:r>
+        <w:t xml:space="preserve">When someone checks your work and finds a mistake, what do you feel first? What should you do second?</w:t>
+      </w:r>
+    </w:p>
+    <w:p>
+      <w:pPr>
+        <w:numPr>
+          <w:ilvl w:val="0"/>
+          <w:numId w:val="1005"/>
+        </w:numPr>
+        <w:pStyle w:val="Compact"/>
+      </w:pPr>
+      <w:r>
+        <w:t xml:space="preserve">Where else in life does a peer check happen? (A pharmacist double checks a prescription. A pilot and a copilot read the checklist together.)</w:t>
       </w:r>
     </w:p>
     <w:p>
@@ -1064,7 +1118,7 @@
       <w:pPr>
         <w:numPr>
           <w:ilvl w:val="0"/>
-          <w:numId w:val="1003"/>
+          <w:numId w:val="1006"/>
         </w:numPr>
         <w:pStyle w:val="Compact"/>
       </w:pPr>
@@ -1134,7 +1188,7 @@
       <w:pPr>
         <w:numPr>
           <w:ilvl w:val="0"/>
-          <w:numId w:val="1003"/>
+          <w:numId w:val="1006"/>
         </w:numPr>
         <w:pStyle w:val="Compact"/>
       </w:pPr>
@@ -1146,7 +1200,7 @@
       <w:pPr>
         <w:numPr>
           <w:ilvl w:val="0"/>
-          <w:numId w:val="1003"/>
+          <w:numId w:val="1006"/>
         </w:numPr>
         <w:pStyle w:val="Compact"/>
       </w:pPr>
@@ -1158,7 +1212,7 @@
       <w:pPr>
         <w:numPr>
           <w:ilvl w:val="0"/>
-          <w:numId w:val="1003"/>
+          <w:numId w:val="1006"/>
         </w:numPr>
         <w:pStyle w:val="Compact"/>
       </w:pPr>
@@ -1170,7 +1224,7 @@
       <w:pPr>
         <w:numPr>
           <w:ilvl w:val="0"/>
-          <w:numId w:val="1003"/>
+          <w:numId w:val="1006"/>
         </w:numPr>
         <w:pStyle w:val="Compact"/>
       </w:pPr>
@@ -1182,7 +1236,7 @@
       <w:pPr>
         <w:numPr>
           <w:ilvl w:val="0"/>
-          <w:numId w:val="1003"/>
+          <w:numId w:val="1006"/>
         </w:numPr>
         <w:pStyle w:val="Compact"/>
       </w:pPr>
@@ -1515,7 +1569,7 @@
       <w:pPr>
         <w:numPr>
           <w:ilvl w:val="0"/>
-          <w:numId w:val="1004"/>
+          <w:numId w:val="1007"/>
         </w:numPr>
         <w:pStyle w:val="Compact"/>
       </w:pPr>
@@ -1539,7 +1593,7 @@
       <w:pPr>
         <w:numPr>
           <w:ilvl w:val="0"/>
-          <w:numId w:val="1004"/>
+          <w:numId w:val="1007"/>
         </w:numPr>
         <w:pStyle w:val="Compact"/>
       </w:pPr>
@@ -1551,7 +1605,7 @@
       <w:pPr>
         <w:numPr>
           <w:ilvl w:val="0"/>
-          <w:numId w:val="1004"/>
+          <w:numId w:val="1007"/>
         </w:numPr>
         <w:pStyle w:val="Compact"/>
       </w:pPr>
@@ -1575,7 +1629,7 @@
       <w:pPr>
         <w:numPr>
           <w:ilvl w:val="0"/>
-          <w:numId w:val="1004"/>
+          <w:numId w:val="1007"/>
         </w:numPr>
         <w:pStyle w:val="Compact"/>
       </w:pPr>
@@ -1599,7 +1653,7 @@
       <w:pPr>
         <w:numPr>
           <w:ilvl w:val="0"/>
-          <w:numId w:val="1004"/>
+          <w:numId w:val="1007"/>
         </w:numPr>
         <w:pStyle w:val="Compact"/>
       </w:pPr>
@@ -1623,7 +1677,7 @@
       <w:pPr>
         <w:numPr>
           <w:ilvl w:val="0"/>
-          <w:numId w:val="1004"/>
+          <w:numId w:val="1007"/>
         </w:numPr>
         <w:pStyle w:val="Compact"/>
       </w:pPr>
@@ -1657,7 +1711,7 @@
       <w:pPr>
         <w:numPr>
           <w:ilvl w:val="0"/>
-          <w:numId w:val="1005"/>
+          <w:numId w:val="1008"/>
         </w:numPr>
         <w:pStyle w:val="Compact"/>
       </w:pPr>
@@ -1669,7 +1723,7 @@
       <w:pPr>
         <w:numPr>
           <w:ilvl w:val="0"/>
-          <w:numId w:val="1005"/>
+          <w:numId w:val="1008"/>
         </w:numPr>
         <w:pStyle w:val="Compact"/>
       </w:pPr>
@@ -1693,7 +1747,7 @@
       <w:pPr>
         <w:numPr>
           <w:ilvl w:val="0"/>
-          <w:numId w:val="1005"/>
+          <w:numId w:val="1008"/>
         </w:numPr>
         <w:pStyle w:val="Compact"/>
       </w:pPr>
@@ -1705,7 +1759,7 @@
       <w:pPr>
         <w:numPr>
           <w:ilvl w:val="0"/>
-          <w:numId w:val="1005"/>
+          <w:numId w:val="1008"/>
         </w:numPr>
         <w:pStyle w:val="Compact"/>
       </w:pPr>
@@ -1717,7 +1771,7 @@
       <w:pPr>
         <w:numPr>
           <w:ilvl w:val="0"/>
-          <w:numId w:val="1005"/>
+          <w:numId w:val="1008"/>
         </w:numPr>
         <w:pStyle w:val="Compact"/>
       </w:pPr>
@@ -2013,6 +2067,118 @@
       </w:pPr>
     </w:lvl>
   </w:abstractNum>
+  <w:abstractNum w:abstractNumId="99411">
+    <w:nsid w:val="71315dca"/>
+    <w:multiLevelType w:val="multilevel"/>
+    <w:lvl w:ilvl="0">
+      <w:start w:val="1"/>
+      <w:numFmt w:val="decimal"/>
+      <w:lvlText w:val="%1."/>
+      <w:lvlJc w:val="left"/>
+      <w:pPr>
+        <w:tabs>
+          <w:tab w:val="num" w:pos="0"/>
+        </w:tabs>
+        <w:ind w:left="480" w:hanging="480"/>
+      </w:pPr>
+    </w:lvl>
+    <w:lvl w:ilvl="1">
+      <w:start w:val="1"/>
+      <w:numFmt w:val="decimal"/>
+      <w:lvlText w:val="%2."/>
+      <w:lvlJc w:val="left"/>
+      <w:pPr>
+        <w:tabs>
+          <w:tab w:val="num" w:pos="720"/>
+        </w:tabs>
+        <w:ind w:left="1200" w:hanging="480"/>
+      </w:pPr>
+    </w:lvl>
+    <w:lvl w:ilvl="2">
+      <w:start w:val="1"/>
+      <w:numFmt w:val="decimal"/>
+      <w:lvlText w:val="%3."/>
+      <w:lvlJc w:val="left"/>
+      <w:pPr>
+        <w:tabs>
+          <w:tab w:val="num" w:pos="1440"/>
+        </w:tabs>
+        <w:ind w:left="1920" w:hanging="480"/>
+      </w:pPr>
+    </w:lvl>
+    <w:lvl w:ilvl="3">
+      <w:start w:val="1"/>
+      <w:numFmt w:val="decimal"/>
+      <w:lvlText w:val="%4."/>
+      <w:lvlJc w:val="left"/>
+      <w:pPr>
+        <w:tabs>
+          <w:tab w:val="num" w:pos="2160"/>
+        </w:tabs>
+        <w:ind w:left="2640" w:hanging="480"/>
+      </w:pPr>
+    </w:lvl>
+    <w:lvl w:ilvl="4">
+      <w:start w:val="1"/>
+      <w:numFmt w:val="decimal"/>
+      <w:lvlText w:val="%5."/>
+      <w:lvlJc w:val="left"/>
+      <w:pPr>
+        <w:tabs>
+          <w:tab w:val="num" w:pos="2880"/>
+        </w:tabs>
+        <w:ind w:left="3360" w:hanging="480"/>
+      </w:pPr>
+    </w:lvl>
+    <w:lvl w:ilvl="5">
+      <w:start w:val="1"/>
+      <w:numFmt w:val="decimal"/>
+      <w:lvlText w:val="%6."/>
+      <w:lvlJc w:val="left"/>
+      <w:pPr>
+        <w:tabs>
+          <w:tab w:val="num" w:pos="3600"/>
+        </w:tabs>
+        <w:ind w:left="4080" w:hanging="480"/>
+      </w:pPr>
+    </w:lvl>
+    <w:lvl w:ilvl="6">
+      <w:start w:val="1"/>
+      <w:numFmt w:val="decimal"/>
+      <w:lvlText w:val="%7."/>
+      <w:lvlJc w:val="left"/>
+      <w:pPr>
+        <w:tabs>
+          <w:tab w:val="num" w:pos="4320"/>
+        </w:tabs>
+        <w:ind w:left="4800" w:hanging="480"/>
+      </w:pPr>
+    </w:lvl>
+    <w:lvl w:ilvl="7">
+      <w:start w:val="1"/>
+      <w:numFmt w:val="decimal"/>
+      <w:lvlText w:val="%8."/>
+      <w:lvlJc w:val="left"/>
+      <w:pPr>
+        <w:tabs>
+          <w:tab w:val="num" w:pos="5040"/>
+        </w:tabs>
+        <w:ind w:left="5520" w:hanging="480"/>
+      </w:pPr>
+    </w:lvl>
+    <w:lvl w:ilvl="8">
+      <w:start w:val="1"/>
+      <w:numFmt w:val="decimal"/>
+      <w:lvlText w:val="%9."/>
+      <w:lvlJc w:val="left"/>
+      <w:pPr>
+        <w:tabs>
+          <w:tab w:val="num" w:pos="5760"/>
+        </w:tabs>
+        <w:ind w:left="6240" w:hanging="480"/>
+      </w:pPr>
+    </w:lvl>
+  </w:abstractNum>
   <w:num w:numId="1000">
     <w:abstractNumId w:val="990"/>
   </w:num>
@@ -2020,7 +2186,34 @@
     <w:abstractNumId w:val="991"/>
   </w:num>
   <w:num w:numId="1002">
-    <w:abstractNumId w:val="991"/>
+    <w:abstractNumId w:val="99411"/>
+    <w:lvlOverride w:ilvl="0">
+      <w:startOverride w:val="1"/>
+    </w:lvlOverride>
+    <w:lvlOverride w:ilvl="1">
+      <w:startOverride w:val="1"/>
+    </w:lvlOverride>
+    <w:lvlOverride w:ilvl="2">
+      <w:startOverride w:val="1"/>
+    </w:lvlOverride>
+    <w:lvlOverride w:ilvl="3">
+      <w:startOverride w:val="1"/>
+    </w:lvlOverride>
+    <w:lvlOverride w:ilvl="4">
+      <w:startOverride w:val="1"/>
+    </w:lvlOverride>
+    <w:lvlOverride w:ilvl="5">
+      <w:startOverride w:val="1"/>
+    </w:lvlOverride>
+    <w:lvlOverride w:ilvl="6">
+      <w:startOverride w:val="1"/>
+    </w:lvlOverride>
+    <w:lvlOverride w:ilvl="7">
+      <w:startOverride w:val="1"/>
+    </w:lvlOverride>
+    <w:lvlOverride w:ilvl="8">
+      <w:startOverride w:val="1"/>
+    </w:lvlOverride>
   </w:num>
   <w:num w:numId="1003">
     <w:abstractNumId w:val="991"/>
@@ -2029,6 +2222,15 @@
     <w:abstractNumId w:val="991"/>
   </w:num>
   <w:num w:numId="1005">
+    <w:abstractNumId w:val="991"/>
+  </w:num>
+  <w:num w:numId="1006">
+    <w:abstractNumId w:val="991"/>
+  </w:num>
+  <w:num w:numId="1007">
+    <w:abstractNumId w:val="991"/>
+  </w:num>
+  <w:num w:numId="1008">
     <w:abstractNumId w:val="991"/>
   </w:num>
 </w:numbering>

--- a/downloads/teacher/04 Units/Unit 01 - Nutrition and Wellness - Kitchen Skills and Smart Eating/Lesson 01.19 - Peer Math Check and MyPlate Check.docx
+++ b/downloads/teacher/04 Units/Unit 01 - Nutrition and Wellness - Kitchen Skills and Smart Eating/Lesson 01.19 - Peer Math Check and MyPlate Check.docx
@@ -1181,7 +1181,7 @@
         <w:t xml:space="preserve"> </w:t>
       </w:r>
       <w:r>
-        <w:t xml:space="preserve">in English, Turkish, Portuguese, and Spanish, marked [check with a native speaker]); the checking roles let an ELL student verify numbers in the circular, which needs no English beyond the product names.</w:t>
+        <w:t xml:space="preserve">in English, Turkish, Portuguese, and Spanish, to be verified by a native speaker); the checking roles let an ELL student verify numbers in the circular, which needs no English beyond the product names.</w:t>
       </w:r>
     </w:p>
     <w:p>
@@ -1682,19 +1682,7 @@
         <w:pStyle w:val="Compact"/>
       </w:pPr>
       <w:r>
-        <w:t xml:space="preserve">Sal’s own materials: the peer math check and MyPlate energy check from his Feed a Family run of show (Drive,</w:t>
-      </w:r>
-      <w:r>
-        <w:t xml:space="preserve"> </w:t>
-      </w:r>
-      <w:r>
-        <w:rPr>
-          <w:rStyle w:val="VerbatimChar"/>
-        </w:rPr>
-        <w:t xml:space="preserve">FeedingAFamily_RunOfShow_Aug06.docx</w:t>
-      </w:r>
-      <w:r>
-        <w:t xml:space="preserve">), and his note that checkpoints during planning are what keep a team from reaching the pitch with a broken budget.</w:t>
+        <w:t xml:space="preserve">My own materials: the peer math check and MyPlate energy check from my Feed a Family run of show, and my note that checkpoints during planning are what keep a team from reaching the pitch with a broken budget.</w:t>
       </w:r>
     </w:p>
     <w:p>
@@ -1765,21 +1753,6 @@
       </w:pPr>
       <w:r>
         <w:t xml:space="preserve">The team that gets a clean check sheet sometimes feels cheated out of the lesson. That is why Step 4 gives them an improvement to find on their own.</w:t>
-      </w:r>
-    </w:p>
-    <w:p>
-      <w:pPr>
-        <w:numPr>
-          <w:ilvl w:val="0"/>
-          <w:numId w:val="1008"/>
-        </w:numPr>
-        <w:pStyle w:val="Compact"/>
-      </w:pPr>
-      <w:r>
-        <w:rPr>
-          <w:rStyle w:val="TeacherNote"/>
-        </w:rPr>
-        <w:t xml:space="preserve">[Sal: in your run of show this was one checkpoint inside a two-period lesson. Here it is a full period because the plan is priced to the penny and the lab budget rides on it. If your classes are fast, this can shrink to 25 minutes and the station card from Lesson 1.20 Day 1 can start today.]</w:t>
       </w:r>
     </w:p>
     <w:sectPr>
